--- a/Wzor_analizy/Wzor_Analiza_przedwdrozeniowa_KPCP.docx
+++ b/Wzor_analizy/Wzor_Analiza_przedwdrozeniowa_KPCP.docx
@@ -2133,7 +2133,7 @@
               <w:pStyle w:val="Tekstabeli"/>
             </w:pPr>
             <w:r>
-              <w:t xml:space="preserve">enova365 Harmonogram Zadań</w:t>
+              <w:t xml:space="preserve">enova365 Harmonogram Zadań (wymagany m.in. do automatycznego importu zwolnień z PUE)</w:t>
             </w:r>
           </w:p>
         </w:tc>
@@ -2151,6 +2151,41 @@
                 <w:highlight w:val="yellow"/>
               </w:rPr>
               <w:t xml:space="preserve">[DO UZUPEŁNIENIA: liczba]</w:t>
+            </w:r>
+          </w:p>
+        </w:tc>
+      </w:tr>
+      <w:tr>
+        <w:trPr>
+          <w:cantSplit/>
+        </w:trPr>
+        <w:tc>
+          <w:tcPr>
+            <w:tcW w:w="6770" w:type="dxa"/>
+          </w:tcPr>
+          <w:p>
+            <w:pPr>
+              <w:pStyle w:val="Tekstabeli"/>
+            </w:pPr>
+            <w:r>
+              <w:t xml:space="preserve">Pracownicy Eksportowi – dodatek do rozliczania pracowników oddelegowanych za granicę (opcjonalnie)</w:t>
+            </w:r>
+          </w:p>
+        </w:tc>
+        <w:tc>
+          <w:tcPr>
+            <w:tcW w:w="2256" w:type="dxa"/>
+          </w:tcPr>
+          <w:p>
+            <w:pPr>
+              <w:pStyle w:val="Tekstabeli"/>
+            </w:pPr>
+            <w:r>
+              <w:rPr>
+                <w:rStyle w:val="PoledoUzupelnienia"/>
+                <w:highlight w:val="yellow"/>
+              </w:rPr>
+              <w:t xml:space="preserve">[DO UZUPEŁNIENIA: liczba lub „nie dotyczy”]</w:t>
             </w:r>
           </w:p>
         </w:tc>
@@ -2382,7 +2417,7 @@
         <w:t xml:space="preserve">UWAGA:</w:t>
       </w:r>
       <w:r>
-        <w:t xml:space="preserve"> W wariancie złotym licencji Kadry Płace niedostępne są m.in. RCP, rozliczanie czasu pracy, weryfikatory kalendarza, planowanie kalendarzy, magazyn nadgodzin, ZFŚS i ochrona danych osobowych. Wariant licencji należy potwierdzić względem wymagań opisanych w załącznikach.</w:t>
+        <w:t xml:space="preserve"> Zgodnie z instrukcją producenta wyłącznie w wariancie platynowym licencji Kadry Płace dostępne są m.in.: dane z RCP i oryginalne dane z RCP, rozliczenie czasu pracy, dokumenty aktualizacji i wersjonowanie kalendarzy, weryfikatory kalendarza, magazyn nadgodzin, planowane nieobecności (plany urlopów), planowane listy płac (rezerwy), ZFŚS, pracownicy zewnętrzni (B2B, APT) oraz listy ewidencji (np. badania lekarskie, nagrody i kary). Od wariantu złotego dostępne są m.in. elektroniczna dokumentacja pracownicza, lista importu nieobecności z PUE, struktura organizacyjna, definiowanie dni pracy i ochrona danych osobowych. Wariant licencji należy potwierdzić względem wymagań opisanych w załącznikach.</w:t>
       </w:r>
     </w:p>
     <w:p>
@@ -2869,7 +2904,7 @@
         <w:pStyle w:val="Normalny"/>
       </w:pPr>
       <w:r>
-        <w:t xml:space="preserve">Deklarację można przekazać pracownikowi osobiście lub za pośrednictwem Pulpitu Pracownika. W Pulpicie Pracownika możliwe jest udostępnienie pracownikowi deklaracji podatkowej PIT oraz informacji ZUS IMIR w zakładce Elektroniczna dokumentacja pracownika – Pozostała dokumentacja za potwierdzeniem odbioru. Deklaracje PIT oraz informacje IMIR mogą zostać również przekazane pracownikom za pośrednictwem wiadomości e-mail.</w:t>
+        <w:t xml:space="preserve">Deklarację można przekazać pracownikowi osobiście lub za pośrednictwem Pulpitu Pracownika. W Pulpicie Pracownika możliwe jest udostępnienie pracownikowi deklaracji podatkowej PIT oraz informacji ZUS IMIR w zakładce Elektroniczna dokumentacja pracownicza/Pozostała dokumentacja za potwierdzeniem odbioru. Deklaracje PIT oraz informacje IMIR mogą zostać również przekazane pracownikom za pośrednictwem wiadomości e-mail.</w:t>
       </w:r>
     </w:p>
     <w:p>

--- a/Wzor_analizy/Wzor_Analiza_przedwdrozeniowa_KPCP.docx
+++ b/Wzor_analizy/Wzor_Analiza_przedwdrozeniowa_KPCP.docx
@@ -2553,7 +2553,7 @@
         </w:numPr>
       </w:pPr>
       <w:r>
-        <w:t xml:space="preserve">liczba znaków nazwy nie może przekroczyć 80,</w:t>
+        <w:t xml:space="preserve">liczba znaków nazwy nie może przekroczyć 100 (kod wydziału – 20 znaków),</w:t>
       </w:r>
     </w:p>
     <w:p>

--- a/Wzor_analizy/Wzor_Analiza_przedwdrozeniowa_KPCP.docx
+++ b/Wzor_analizy/Wzor_Analiza_przedwdrozeniowa_KPCP.docx
@@ -340,7 +340,7 @@
         <w:pStyle w:val="Klauzula"/>
       </w:pPr>
       <w:r>
-        <w:t xml:space="preserve">Dokument został opracowany przez Alt One wyłącznie dla </w:t>
+        <w:t xml:space="preserve">Dokument został opracowany przez AltOne wyłącznie dla </w:t>
       </w:r>
       <w:r>
         <w:rPr>
@@ -350,7 +350,7 @@
         <w:t xml:space="preserve">[DO UZUPEŁNIENIA: nazwa klienta]</w:t>
       </w:r>
       <w:r>
-        <w:t xml:space="preserve">. Nie może być reprodukowany, kopiowany lub publikowany w całości lub jakiejkolwiek jego części bez pisemnej zgody Alt One.</w:t>
+        <w:t xml:space="preserve">. Nie może być reprodukowany, kopiowany lub publikowany w całości lub jakiejkolwiek jego części bez pisemnej zgody AltOne.</w:t>
       </w:r>
     </w:p>
     <w:p>
@@ -794,7 +794,7 @@
         <w:pStyle w:val="Normalny"/>
       </w:pPr>
       <w:r>
-        <w:t xml:space="preserve">Analiza stanu obecnego oparta jest na informacjach, jakie zostały przekazane pracownikom firmy Alt One podczas organizowanych spotkań oraz drogą elektroniczną.</w:t>
+        <w:t xml:space="preserve">Analiza stanu obecnego oparta jest na informacjach, jakie zostały przekazane pracownikom firmy AltOne podczas organizowanych spotkań oraz drogą elektroniczną.</w:t>
       </w:r>
     </w:p>
     <w:p>
@@ -944,7 +944,7 @@
         <w:pStyle w:val="Normalny"/>
       </w:pPr>
       <w:r>
-        <w:t xml:space="preserve">Poniżej zawarte zostały wymagania związane z wdrożeniem systemu enova365. Wszelkie dane oparte są o informacje, jakie zostały przekazane w zapytaniu ofertowym oraz przekazane konsultantom firmy Alt One podczas odbytych spotkań analitycznych.</w:t>
+        <w:t xml:space="preserve">Poniżej zawarte zostały wymagania związane z wdrożeniem systemu enova365. Wszelkie dane oparte są o informacje, jakie zostały przekazane w zapytaniu ofertowym oraz przekazane konsultantom firmy AltOne podczas odbytych spotkań analitycznych.</w:t>
       </w:r>
     </w:p>
     <w:p>
@@ -1845,7 +1845,7 @@
         <w:pStyle w:val="Normalny"/>
       </w:pPr>
       <w:r>
-        <w:t xml:space="preserve">Firma Alt One będzie posiadała uprawnienia o nazwie </w:t>
+        <w:t xml:space="preserve">Firma AltOne będzie posiadała uprawnienia o nazwie </w:t>
       </w:r>
       <w:r>
         <w:rPr>
@@ -1855,7 +1855,7 @@
         <w:t xml:space="preserve">[DO UZUPEŁNIENIA: nazwy ról serwisowych wykonawcy]</w:t>
       </w:r>
       <w:r>
-        <w:t xml:space="preserve">. Licencje pracowników Alt One będą licencjami serwisowymi, co oznacza, że podczas wykonywania prac serwisowych na systemie nie będą blokować dostępnej licencji dla Klienta.</w:t>
+        <w:t xml:space="preserve">. Licencje pracowników AltOne będą licencjami serwisowymi, co oznacza, że podczas wykonywania prac serwisowych na systemie nie będą blokować dostępnej licencji dla Klienta.</w:t>
       </w:r>
     </w:p>
     <w:p>
@@ -2317,7 +2317,7 @@
               <w:pStyle w:val="Tekstabeli"/>
             </w:pPr>
             <w:r>
-              <w:t xml:space="preserve">Rozwiązanie Alt One</w:t>
+              <w:t xml:space="preserve">Rozwiązanie AltOne</w:t>
             </w:r>
           </w:p>
         </w:tc>
@@ -2403,7 +2403,7 @@
         <w:fldChar w:fldCharType="end"/>
       </w:r>
       <w:r>
-        <w:t xml:space="preserve"> Licencje rozwiązań Alt One</w:t>
+        <w:t xml:space="preserve"> Licencje rozwiązań AltOne</w:t>
       </w:r>
     </w:p>
     <w:p>
@@ -3829,7 +3829,7 @@
         <w:pStyle w:val="Normalny"/>
       </w:pPr>
       <w:r>
-        <w:t xml:space="preserve">Migracja danych zostanie zrealizowana na podstawie arkuszy migracyjnych przygotowanych przez Alt One i uzupełnionych przez Klienta lub na podstawie eksportu z obecnego systemu </w:t>
+        <w:t xml:space="preserve">Migracja danych zostanie zrealizowana na podstawie arkuszy migracyjnych przygotowanych przez AltOne i uzupełnionych przez Klienta lub na podstawie eksportu z obecnego systemu </w:t>
       </w:r>
       <w:r>
         <w:rPr>
@@ -4004,7 +4004,7 @@
                 <w:rStyle w:val="PoledoUzupelnienia"/>
                 <w:highlight w:val="yellow"/>
               </w:rPr>
-              <w:t xml:space="preserve">[DO UZUPEŁNIENIA: Klient / Alt One]</w:t>
+              <w:t xml:space="preserve">[DO UZUPEŁNIENIA: Klient / AltOne]</w:t>
             </w:r>
           </w:p>
         </w:tc>
@@ -5791,7 +5791,7 @@
         <w:pStyle w:val="Nagwek3"/>
       </w:pPr>
       <w:r>
-        <w:t xml:space="preserve">Dostępy dla konsultantów Alt One</w:t>
+        <w:t xml:space="preserve">Dostępy dla konsultantów AltOne</w:t>
       </w:r>
     </w:p>
     <w:p>
@@ -6049,7 +6049,7 @@
                 <w:rStyle w:val="PoledoUzupelnienia"/>
                 <w:highlight w:val="yellow"/>
               </w:rPr>
-              <w:t xml:space="preserve">[DO UZUPEŁNIENIA: Klient / Alt One]</w:t>
+              <w:t xml:space="preserve">[DO UZUPEŁNIENIA: Klient / AltOne]</w:t>
             </w:r>
           </w:p>
         </w:tc>
@@ -6637,7 +6637,7 @@
               <w:pStyle w:val="Tekstabeli"/>
             </w:pPr>
             <w:r>
-              <w:t xml:space="preserve">Klient, Alt One</w:t>
+              <w:t xml:space="preserve">Klient, AltOne</w:t>
             </w:r>
           </w:p>
         </w:tc>
@@ -6711,7 +6711,7 @@
               <w:pStyle w:val="Tekstabeli"/>
             </w:pPr>
             <w:r>
-              <w:t xml:space="preserve">Alt One</w:t>
+              <w:t xml:space="preserve">AltOne</w:t>
             </w:r>
           </w:p>
         </w:tc>
@@ -6785,7 +6785,7 @@
               <w:pStyle w:val="Tekstabeli"/>
             </w:pPr>
             <w:r>
-              <w:t xml:space="preserve">Klient, Alt One</w:t>
+              <w:t xml:space="preserve">Klient, AltOne</w:t>
             </w:r>
           </w:p>
         </w:tc>
@@ -6859,7 +6859,7 @@
               <w:pStyle w:val="Tekstabeli"/>
             </w:pPr>
             <w:r>
-              <w:t xml:space="preserve">Alt One</w:t>
+              <w:t xml:space="preserve">AltOne</w:t>
             </w:r>
           </w:p>
         </w:tc>
@@ -7011,7 +7011,7 @@
               <w:pStyle w:val="Tekstabeli"/>
             </w:pPr>
             <w:r>
-              <w:t xml:space="preserve">Klient, Alt One</w:t>
+              <w:t xml:space="preserve">Klient, AltOne</w:t>
             </w:r>
           </w:p>
         </w:tc>
@@ -7085,7 +7085,7 @@
               <w:pStyle w:val="Tekstabeli"/>
             </w:pPr>
             <w:r>
-              <w:t xml:space="preserve">Klient, Alt One</w:t>
+              <w:t xml:space="preserve">Klient, AltOne</w:t>
             </w:r>
           </w:p>
         </w:tc>
@@ -7159,7 +7159,7 @@
               <w:pStyle w:val="Tekstabeli"/>
             </w:pPr>
             <w:r>
-              <w:t xml:space="preserve">Alt One</w:t>
+              <w:t xml:space="preserve">AltOne</w:t>
             </w:r>
           </w:p>
         </w:tc>
@@ -7885,7 +7885,7 @@
               <w:pStyle w:val="Tekstabeli"/>
             </w:pPr>
             <w:r>
-              <w:t xml:space="preserve">Alt One</w:t>
+              <w:t xml:space="preserve">AltOne</w:t>
             </w:r>
           </w:p>
         </w:tc>
@@ -8346,7 +8346,7 @@
         <w:spacing w:before="240"/>
       </w:pPr>
       <w:r>
-        <w:t xml:space="preserve">Alt One, </w:t>
+        <w:t xml:space="preserve">AltOne, </w:t>
       </w:r>
       <w:r>
         <w:rPr>
